--- a/Documents/Sprint11_Task063_Desenvolver Tela de Employee-Frontend.docx
+++ b/Documents/Sprint11_Task063_Desenvolver Tela de Employee-Frontend.docx
@@ -103,8 +103,20 @@
                 <w:sz w:val="28"/>
                 <w:szCs w:val="28"/>
               </w:rPr>
-              <w:t>Sprint Documentation</w:t>
-            </w:r>
+              <w:t xml:space="preserve">Sprint </w:t>
+            </w:r>
+            <w:proofErr w:type="spellStart"/>
+            <w:r>
+              <w:rPr>
+                <w:b/>
+                <w:bCs/>
+                <w:color w:val="FFFFFF" w:themeColor="background1"/>
+                <w:sz w:val="28"/>
+                <w:szCs w:val="28"/>
+              </w:rPr>
+              <w:t>Documentation</w:t>
+            </w:r>
+            <w:proofErr w:type="spellEnd"/>
           </w:p>
         </w:tc>
       </w:tr>
@@ -304,33 +316,40 @@
               <w:rPr>
                 <w:b/>
                 <w:bCs/>
+                <w:lang w:val="en-US"/>
               </w:rPr>
             </w:pPr>
             <w:r>
               <w:rPr>
                 <w:b/>
                 <w:bCs/>
+                <w:lang w:val="en-US"/>
               </w:rPr>
-              <w:t>Projetc Name:</w:t>
+              <w:t>Projec</w:t>
             </w:r>
             <w:r>
               <w:rPr>
                 <w:b/>
                 <w:bCs/>
+                <w:lang w:val="en-US"/>
+              </w:rPr>
+              <w:t>t</w:t>
+            </w:r>
+            <w:r>
+              <w:rPr>
+                <w:b/>
+                <w:bCs/>
+                <w:lang w:val="en-US"/>
+              </w:rPr>
+              <w:t xml:space="preserve"> Name:</w:t>
+            </w:r>
+            <w:r>
+              <w:rPr>
+                <w:b/>
+                <w:bCs/>
+                <w:lang w:val="en-US"/>
               </w:rPr>
               <w:t xml:space="preserve"> </w:t>
-            </w:r>
-            <w:r>
-              <w:t xml:space="preserve">Senior </w:t>
-            </w:r>
-            <w:r>
-              <w:t>Care</w:t>
-            </w:r>
-            <w:r>
-              <w:t xml:space="preserve"> Manager</w:t>
-            </w:r>
-            <w:r>
-              <w:t>- Frontend</w:t>
             </w:r>
           </w:p>
         </w:tc>
@@ -344,8 +363,17 @@
               <w:rPr>
                 <w:b/>
                 <w:bCs/>
+                <w:lang w:val="en-US"/>
               </w:rPr>
             </w:pPr>
+            <w:r>
+              <w:rPr>
+                <w:b/>
+                <w:bCs/>
+                <w:lang w:val="en-US"/>
+              </w:rPr>
+              <w:t>Senior Care Manager- Frontend</w:t>
+            </w:r>
           </w:p>
         </w:tc>
       </w:tr>
@@ -433,8 +461,18 @@
                 <w:bCs/>
                 <w:color w:val="FFFFFF" w:themeColor="background1"/>
               </w:rPr>
-              <w:t>Team Members</w:t>
-            </w:r>
+              <w:t xml:space="preserve">Team </w:t>
+            </w:r>
+            <w:proofErr w:type="spellStart"/>
+            <w:r>
+              <w:rPr>
+                <w:b/>
+                <w:bCs/>
+                <w:color w:val="FFFFFF" w:themeColor="background1"/>
+              </w:rPr>
+              <w:t>Members</w:t>
+            </w:r>
+            <w:proofErr w:type="spellEnd"/>
           </w:p>
         </w:tc>
       </w:tr>
@@ -449,7 +487,15 @@
           </w:tcPr>
           <w:p>
             <w:r>
-              <w:t>Kétlyn Christini Tonholi</w:t>
+              <w:t xml:space="preserve">Kétlyn </w:t>
+            </w:r>
+            <w:proofErr w:type="spellStart"/>
+            <w:r>
+              <w:t>Christini</w:t>
+            </w:r>
+            <w:proofErr w:type="spellEnd"/>
+            <w:r>
+              <w:t xml:space="preserve"> Tonholi</w:t>
             </w:r>
             <w:r>
               <w:t xml:space="preserve"> de Morais</w:t>
@@ -512,9 +558,11 @@
             <w:tcW w:w="6234" w:type="dxa"/>
           </w:tcPr>
           <w:p>
+            <w:proofErr w:type="spellStart"/>
             <w:r>
               <w:t>Description</w:t>
             </w:r>
+            <w:proofErr w:type="spellEnd"/>
           </w:p>
         </w:tc>
         <w:tc>
@@ -810,8 +858,17 @@
                 <w:b/>
                 <w:bCs/>
               </w:rPr>
-              <w:t>Task Description</w:t>
-            </w:r>
+              <w:t xml:space="preserve">Task </w:t>
+            </w:r>
+            <w:proofErr w:type="spellStart"/>
+            <w:r>
+              <w:rPr>
+                <w:b/>
+                <w:bCs/>
+              </w:rPr>
+              <w:t>Description</w:t>
+            </w:r>
+            <w:proofErr w:type="spellEnd"/>
           </w:p>
         </w:tc>
       </w:tr>
@@ -831,9 +888,11 @@
             <w:tcW w:w="2971" w:type="dxa"/>
           </w:tcPr>
           <w:p>
+            <w:proofErr w:type="spellStart"/>
             <w:r>
               <w:t>Description</w:t>
             </w:r>
+            <w:proofErr w:type="spellEnd"/>
           </w:p>
         </w:tc>
         <w:tc>
@@ -841,9 +900,19 @@
             <w:tcW w:w="1441" w:type="dxa"/>
           </w:tcPr>
           <w:p>
-            <w:r>
-              <w:t>Assigned To</w:t>
-            </w:r>
+            <w:proofErr w:type="spellStart"/>
+            <w:r>
+              <w:t>Assigned</w:t>
+            </w:r>
+            <w:proofErr w:type="spellEnd"/>
+            <w:r>
+              <w:t xml:space="preserve"> </w:t>
+            </w:r>
+            <w:proofErr w:type="spellStart"/>
+            <w:r>
+              <w:t>To</w:t>
+            </w:r>
+            <w:proofErr w:type="spellEnd"/>
           </w:p>
         </w:tc>
         <w:tc>
@@ -861,8 +930,13 @@
             <w:tcW w:w="1842" w:type="dxa"/>
           </w:tcPr>
           <w:p>
-            <w:r>
-              <w:t>Estimated Hours</w:t>
+            <w:proofErr w:type="spellStart"/>
+            <w:r>
+              <w:t>Estimated</w:t>
+            </w:r>
+            <w:proofErr w:type="spellEnd"/>
+            <w:r>
+              <w:t xml:space="preserve"> Hours</w:t>
             </w:r>
           </w:p>
         </w:tc>
@@ -871,8 +945,13 @@
             <w:tcW w:w="1683" w:type="dxa"/>
           </w:tcPr>
           <w:p>
-            <w:r>
-              <w:t>Logged Hours</w:t>
+            <w:proofErr w:type="spellStart"/>
+            <w:r>
+              <w:t>Logged</w:t>
+            </w:r>
+            <w:proofErr w:type="spellEnd"/>
+            <w:r>
+              <w:t xml:space="preserve"> Hours</w:t>
             </w:r>
           </w:p>
         </w:tc>
@@ -903,47 +982,37 @@
           <w:p>
             <w:pPr>
               <w:jc w:val="center"/>
+            </w:pPr>
+            <w:r>
               <w:rPr>
                 <w:rFonts w:ascii="Aptos" w:eastAsia="Aptos" w:hAnsi="Aptos" w:cs="Aptos"/>
               </w:rPr>
-            </w:pPr>
+              <w:t xml:space="preserve">Sprint </w:t>
+            </w:r>
             <w:r>
               <w:rPr>
                 <w:rFonts w:ascii="Aptos" w:eastAsia="Aptos" w:hAnsi="Aptos" w:cs="Aptos"/>
               </w:rPr>
-              <w:t xml:space="preserve">Desenvolvida a tela de Employee com as operações CRUD, atendendo à Sprint 11 (Tarefa #63). Esta implementação criou a interface completa para o gerenciamento de funcionários, incluindo </w:t>
+              <w:t>11</w:t>
             </w:r>
             <w:r>
               <w:rPr>
                 <w:rFonts w:ascii="Aptos" w:eastAsia="Aptos" w:hAnsi="Aptos" w:cs="Aptos"/>
               </w:rPr>
-              <w:t>listagem,</w:t>
+              <w:t xml:space="preserve"> – </w:t>
             </w:r>
             <w:r>
               <w:rPr>
                 <w:rFonts w:ascii="Aptos" w:eastAsia="Aptos" w:hAnsi="Aptos" w:cs="Aptos"/>
               </w:rPr>
-              <w:t xml:space="preserve"> cadastro e edição.</w:t>
-            </w:r>
-          </w:p>
-          <w:p>
-            <w:pPr>
-              <w:jc w:val="center"/>
+              <w:t>Desenvolver Tela de Employee</w:t>
+            </w:r>
+            <w:r>
               <w:rPr>
                 <w:rFonts w:ascii="Aptos" w:eastAsia="Aptos" w:hAnsi="Aptos" w:cs="Aptos"/>
               </w:rPr>
-            </w:pPr>
-            <w:r>
-              <w:rPr>
-                <w:rFonts w:ascii="Aptos" w:eastAsia="Aptos" w:hAnsi="Aptos" w:cs="Aptos"/>
-              </w:rPr>
-              <w:t>Foram implementadas validações no frontend para garantir o preenchimento de todos os campos obrigatórios ao criar e editar, além de validações para evitar a duplicidade de registros com o mesmo nome, garantindo a integridade dos dados. Foram realizados testes unitários, testes de integração e testes práticos completos, integrando o frontend ao backend, para garantir o funcionamento integral das novas funcionalidades e o atendimento total aos requisitos da Sprint.</w:t>
-            </w:r>
-          </w:p>
-          <w:p>
-            <w:pPr>
-              <w:jc w:val="center"/>
-            </w:pPr>
+              <w:t>.</w:t>
+            </w:r>
           </w:p>
         </w:tc>
         <w:tc>
@@ -955,8 +1024,13 @@
               <w:t>Kétlyn</w:t>
             </w:r>
             <w:r>
-              <w:t xml:space="preserve"> Christini</w:t>
-            </w:r>
+              <w:t xml:space="preserve"> </w:t>
+            </w:r>
+            <w:proofErr w:type="spellStart"/>
+            <w:r>
+              <w:t>Christini</w:t>
+            </w:r>
+            <w:proofErr w:type="spellEnd"/>
             <w:r>
               <w:t xml:space="preserve"> Tonholi</w:t>
             </w:r>
@@ -1012,11 +1086,6 @@
         </w:tc>
       </w:tr>
     </w:tbl>
-    <w:p>
-      <w:r>
-        <w:br w:type="page"/>
-      </w:r>
-    </w:p>
     <w:p/>
     <w:p>
       <w:pPr>
@@ -1038,8 +1107,20 @@
           <w:sz w:val="24"/>
           <w:szCs w:val="24"/>
         </w:rPr>
-        <w:t>Sprint Description</w:t>
-      </w:r>
+        <w:t xml:space="preserve">Sprint </w:t>
+      </w:r>
+      <w:proofErr w:type="spellStart"/>
+      <w:r>
+        <w:rPr>
+          <w:b/>
+          <w:bCs/>
+          <w:color w:val="FFFFFF" w:themeColor="background1"/>
+          <w:sz w:val="24"/>
+          <w:szCs w:val="24"/>
+        </w:rPr>
+        <w:t>Description</w:t>
+      </w:r>
+      <w:proofErr w:type="spellEnd"/>
     </w:p>
     <w:p>
       <w:pPr>
@@ -1077,7 +1158,21 @@
         <w:rPr>
           <w:rFonts w:ascii="Aptos" w:eastAsia="Aptos" w:hAnsi="Aptos" w:cs="Aptos"/>
         </w:rPr>
-        <w:t xml:space="preserve"> (Tarefa #63), implementando todas as operações CRUD (Criar, Ler, Atualizar e Deletar). Esta entrega representou um passo importante na evolução do sistema, ao criar a interface de gerenciamento de funcionários, incluindo validações robustas no frontend para garantir a integridade dos dados.</w:t>
+        <w:t xml:space="preserve"> (Tarefa #63), implementando todas as operações CRUD (Criar, Ler, Atualizar e Deletar). Esta entrega representou um passo importante na evolução do sistema, ao criar a interface de gerenciamento de funcionários, incluindo validações robustas no </w:t>
+      </w:r>
+      <w:proofErr w:type="spellStart"/>
+      <w:r>
+        <w:rPr>
+          <w:rFonts w:ascii="Aptos" w:eastAsia="Aptos" w:hAnsi="Aptos" w:cs="Aptos"/>
+        </w:rPr>
+        <w:t>frontend</w:t>
+      </w:r>
+      <w:proofErr w:type="spellEnd"/>
+      <w:r>
+        <w:rPr>
+          <w:rFonts w:ascii="Aptos" w:eastAsia="Aptos" w:hAnsi="Aptos" w:cs="Aptos"/>
+        </w:rPr>
+        <w:t xml:space="preserve"> para garantir a integridade dos dados.</w:t>
       </w:r>
     </w:p>
     <w:p>
@@ -1107,7 +1202,63 @@
         <w:rPr>
           <w:rFonts w:ascii="Aptos" w:eastAsia="Aptos" w:hAnsi="Aptos" w:cs="Aptos"/>
         </w:rPr>
-        <w:t>No aspecto técnico, o foco foi garantir que todos os endpoints do CRUD estivessem corretamente integrados com o backend, atendendo às solicitações da Sprint. As funções criadas foram documentadas com comentários claros e o padrão de código da branch main foi mantido, conforme as observações da tarefa.</w:t>
+        <w:t xml:space="preserve">No aspecto técnico, o foco foi garantir que todos os </w:t>
+      </w:r>
+      <w:proofErr w:type="spellStart"/>
+      <w:r>
+        <w:rPr>
+          <w:rFonts w:ascii="Aptos" w:eastAsia="Aptos" w:hAnsi="Aptos" w:cs="Aptos"/>
+        </w:rPr>
+        <w:t>endpoints</w:t>
+      </w:r>
+      <w:proofErr w:type="spellEnd"/>
+      <w:r>
+        <w:rPr>
+          <w:rFonts w:ascii="Aptos" w:eastAsia="Aptos" w:hAnsi="Aptos" w:cs="Aptos"/>
+        </w:rPr>
+        <w:t xml:space="preserve"> do CRUD estivessem corretamente integrados com o </w:t>
+      </w:r>
+      <w:proofErr w:type="spellStart"/>
+      <w:r>
+        <w:rPr>
+          <w:rFonts w:ascii="Aptos" w:eastAsia="Aptos" w:hAnsi="Aptos" w:cs="Aptos"/>
+        </w:rPr>
+        <w:t>backend</w:t>
+      </w:r>
+      <w:proofErr w:type="spellEnd"/>
+      <w:r>
+        <w:rPr>
+          <w:rFonts w:ascii="Aptos" w:eastAsia="Aptos" w:hAnsi="Aptos" w:cs="Aptos"/>
+        </w:rPr>
+        <w:t xml:space="preserve">, atendendo às solicitações da Sprint. As funções criadas foram documentadas com comentários claros e o padrão de código da </w:t>
+      </w:r>
+      <w:proofErr w:type="spellStart"/>
+      <w:r>
+        <w:rPr>
+          <w:rFonts w:ascii="Aptos" w:eastAsia="Aptos" w:hAnsi="Aptos" w:cs="Aptos"/>
+        </w:rPr>
+        <w:t>branch</w:t>
+      </w:r>
+      <w:proofErr w:type="spellEnd"/>
+      <w:r>
+        <w:rPr>
+          <w:rFonts w:ascii="Aptos" w:eastAsia="Aptos" w:hAnsi="Aptos" w:cs="Aptos"/>
+        </w:rPr>
+        <w:t xml:space="preserve"> </w:t>
+      </w:r>
+      <w:proofErr w:type="spellStart"/>
+      <w:r>
+        <w:rPr>
+          <w:rFonts w:ascii="Aptos" w:eastAsia="Aptos" w:hAnsi="Aptos" w:cs="Aptos"/>
+        </w:rPr>
+        <w:t>main</w:t>
+      </w:r>
+      <w:proofErr w:type="spellEnd"/>
+      <w:r>
+        <w:rPr>
+          <w:rFonts w:ascii="Aptos" w:eastAsia="Aptos" w:hAnsi="Aptos" w:cs="Aptos"/>
+        </w:rPr>
+        <w:t xml:space="preserve"> foi mantido, conforme as observações da tarefa.</w:t>
       </w:r>
     </w:p>
     <w:p>
@@ -1122,7 +1273,35 @@
         <w:rPr>
           <w:rFonts w:ascii="Aptos" w:eastAsia="Aptos" w:hAnsi="Aptos" w:cs="Aptos"/>
         </w:rPr>
-        <w:t>A entrega foi acompanhada de testes unitários, testes de integração e, principalmente, testes práticos completos, integrando o frontend ao backend. Estes testes validaram o comportamento de todas as operações CRUD e o funcionamento correto das validações implementadas, assegurando o atendimento integral dos requisitos da Sprint 11.</w:t>
+        <w:t xml:space="preserve">A entrega foi acompanhada de testes unitários, testes de integração e, principalmente, testes práticos completos, integrando o </w:t>
+      </w:r>
+      <w:proofErr w:type="spellStart"/>
+      <w:r>
+        <w:rPr>
+          <w:rFonts w:ascii="Aptos" w:eastAsia="Aptos" w:hAnsi="Aptos" w:cs="Aptos"/>
+        </w:rPr>
+        <w:t>frontend</w:t>
+      </w:r>
+      <w:proofErr w:type="spellEnd"/>
+      <w:r>
+        <w:rPr>
+          <w:rFonts w:ascii="Aptos" w:eastAsia="Aptos" w:hAnsi="Aptos" w:cs="Aptos"/>
+        </w:rPr>
+        <w:t xml:space="preserve"> ao </w:t>
+      </w:r>
+      <w:proofErr w:type="spellStart"/>
+      <w:r>
+        <w:rPr>
+          <w:rFonts w:ascii="Aptos" w:eastAsia="Aptos" w:hAnsi="Aptos" w:cs="Aptos"/>
+        </w:rPr>
+        <w:t>backend</w:t>
+      </w:r>
+      <w:proofErr w:type="spellEnd"/>
+      <w:r>
+        <w:rPr>
+          <w:rFonts w:ascii="Aptos" w:eastAsia="Aptos" w:hAnsi="Aptos" w:cs="Aptos"/>
+        </w:rPr>
+        <w:t>. Estes testes validaram o comportamento de todas as operações CRUD e o funcionamento correto das validações implementadas, assegurando o atendimento integral dos requisitos da Sprint 11.</w:t>
       </w:r>
     </w:p>
     <w:p>
@@ -1161,27 +1340,13 @@
         <w:rPr>
           <w:rFonts w:ascii="Aptos" w:eastAsia="Aptos" w:hAnsi="Aptos" w:cs="Aptos"/>
         </w:rPr>
-        <w:t>, preparando o terreno para futuras funcionalidades que dependerão do gerenciamento de funcionários e garantindo uma base sólida para o cadastro de usuários no sistema.</w:t>
+        <w:t xml:space="preserve">, preparando o terreno para futuras funcionalidades que dependerão do gerenciamento de funcionários e garantindo uma base sólida para o </w:t>
       </w:r>
     </w:p>
-    <w:p>
-      <w:pPr>
-        <w:spacing w:before="240" w:after="240"/>
-        <w:jc w:val="both"/>
-        <w:rPr>
-          <w:rFonts w:ascii="Aptos" w:eastAsia="Aptos" w:hAnsi="Aptos" w:cs="Aptos"/>
-        </w:rPr>
-      </w:pPr>
-    </w:p>
-    <w:p>
-      <w:r>
-        <w:br w:type="page"/>
-      </w:r>
-    </w:p>
-    <w:p/>
     <w:tbl>
       <w:tblPr>
         <w:tblStyle w:val="Tabelacomgrade"/>
+        <w:tblpPr w:leftFromText="141" w:rightFromText="141" w:vertAnchor="text" w:horzAnchor="margin" w:tblpY="422"/>
         <w:tblW w:w="0" w:type="auto"/>
         <w:tblLook w:val="04A0" w:firstRow="1" w:lastRow="0" w:firstColumn="1" w:lastColumn="0" w:noHBand="0" w:noVBand="1"/>
       </w:tblPr>
@@ -1212,13 +1377,55 @@
                 <w:sz w:val="24"/>
                 <w:szCs w:val="24"/>
               </w:rPr>
-              <w:t>Sprint Results</w:t>
-            </w:r>
+              <w:lastRenderedPageBreak/>
+              <w:t xml:space="preserve">Sprint </w:t>
+            </w:r>
+            <w:proofErr w:type="spellStart"/>
+            <w:r>
+              <w:rPr>
+                <w:b/>
+                <w:bCs/>
+                <w:color w:val="FFFFFF" w:themeColor="background1"/>
+                <w:sz w:val="24"/>
+                <w:szCs w:val="24"/>
+              </w:rPr>
+              <w:t>Results</w:t>
+            </w:r>
+            <w:proofErr w:type="spellEnd"/>
           </w:p>
         </w:tc>
       </w:tr>
     </w:tbl>
-    <w:p/>
+    <w:p>
+      <w:pPr>
+        <w:spacing w:before="240" w:after="240"/>
+        <w:jc w:val="both"/>
+        <w:rPr>
+          <w:rFonts w:ascii="Aptos" w:eastAsia="Aptos" w:hAnsi="Aptos" w:cs="Aptos"/>
+        </w:rPr>
+      </w:pPr>
+      <w:r>
+        <w:rPr>
+          <w:rFonts w:ascii="Aptos" w:eastAsia="Aptos" w:hAnsi="Aptos" w:cs="Aptos"/>
+        </w:rPr>
+        <w:t xml:space="preserve"> </w:t>
+      </w:r>
+      <w:r>
+        <w:rPr>
+          <w:rFonts w:ascii="Aptos" w:eastAsia="Aptos" w:hAnsi="Aptos" w:cs="Aptos"/>
+        </w:rPr>
+        <w:t>cadastro de usuários no sistema.</w:t>
+      </w:r>
+    </w:p>
+    <w:p>
+      <w:pPr>
+        <w:spacing w:before="240" w:after="240"/>
+        <w:jc w:val="both"/>
+        <w:rPr>
+          <w:rFonts w:ascii="Aptos" w:eastAsia="Aptos" w:hAnsi="Aptos" w:cs="Aptos"/>
+        </w:rPr>
+      </w:pPr>
+    </w:p>
     <w:p>
       <w:pPr>
         <w:rPr>
@@ -1229,6 +1436,9 @@
           <w:szCs w:val="24"/>
         </w:rPr>
       </w:pPr>
+      <w:r>
+        <w:t xml:space="preserve"> </w:t>
+      </w:r>
       <w:r>
         <w:rPr>
           <w:rFonts w:ascii="Aptos" w:eastAsia="Aptos" w:hAnsi="Aptos" w:cs="Aptos"/>
@@ -1434,7 +1644,21 @@
           <w:rFonts w:ascii="Aptos" w:eastAsia="Aptos" w:hAnsi="Aptos" w:cs="Aptos"/>
         </w:rPr>
         <w:lastRenderedPageBreak/>
-        <w:t>além de possuir um campo de busca para facilitar a localização e um botão "Adicionar" para iniciar um novo cadastro. Adicionalmente, foi implementado o formulário de cadastro de funcionário (conforme imagem), onde o usuário insere informações detalhadas como Nome, CPF, Cargo, Email, Telefone, CEP, endereço completo e data de contratação, contando com validações de preenchimento ativas para garantir a consistência dos dados. A tela de edição (conforme imagem) também foi desenvolvida, permitindo que os dados de um funcionário existente, como "João da Silva", possam ser alterados e salvos, utilizando a mesma estrutura do formulário de cadastro, mas preenchida com os dados atuais para facilitar as modificações. Embora o foco principal tenha sido o desenvolvimento completo destas funcionalidades, a experiência de interação foi refinada com a implementação de validações robustas no frontend para garantir a exigência de preenchimento de todos os campos e a unicidade do nome, atendendo integralmente aos requisitos da Sprint 11.</w:t>
+        <w:t xml:space="preserve">além de possuir um campo de busca para facilitar a localização e um botão "Adicionar" para iniciar um novo cadastro. Adicionalmente, foi implementado o formulário de cadastro de funcionário (conforme imagem), onde o usuário insere informações detalhadas como Nome, CPF, Cargo, Email, Telefone, CEP, endereço completo e data de contratação, contando com validações de preenchimento ativas para garantir a consistência dos dados. A tela de edição (conforme imagem) também foi desenvolvida, permitindo que os dados de um funcionário existente, como "João da Silva", possam ser alterados e salvos, utilizando a mesma estrutura do formulário de cadastro, mas preenchida com os dados atuais para facilitar as modificações. Embora o foco principal tenha sido o desenvolvimento completo destas funcionalidades, a experiência de interação foi refinada com a implementação de validações robustas no </w:t>
+      </w:r>
+      <w:proofErr w:type="spellStart"/>
+      <w:r>
+        <w:rPr>
+          <w:rFonts w:ascii="Aptos" w:eastAsia="Aptos" w:hAnsi="Aptos" w:cs="Aptos"/>
+        </w:rPr>
+        <w:t>frontend</w:t>
+      </w:r>
+      <w:proofErr w:type="spellEnd"/>
+      <w:r>
+        <w:rPr>
+          <w:rFonts w:ascii="Aptos" w:eastAsia="Aptos" w:hAnsi="Aptos" w:cs="Aptos"/>
+        </w:rPr>
+        <w:t xml:space="preserve"> para garantir a exigência de preenchimento de todos os campos e a unicidade do nome, atendendo integralmente aos requisitos da Sprint 11.</w:t>
       </w:r>
     </w:p>
     <w:p>
@@ -1501,7 +1725,31 @@
         <w:t>Interface de Operação Completa:</w:t>
       </w:r>
       <w:r>
-        <w:t xml:space="preserve"> A aplicação agora apresenta uma tela de listagem para visualização e busca (conforme screenshot da listagem), um formulário dedicado para novos cadastros (conforme screenshot do formulário) e um fluxo de edição para modificação dos dados existentes (conforme screenshot da edição).</w:t>
+        <w:t xml:space="preserve"> A aplicação agora apresenta uma tela de listagem para visualização e busca (conforme </w:t>
+      </w:r>
+      <w:proofErr w:type="spellStart"/>
+      <w:r>
+        <w:t>screenshot</w:t>
+      </w:r>
+      <w:proofErr w:type="spellEnd"/>
+      <w:r>
+        <w:t xml:space="preserve"> da listagem), um formulário dedicado para novos cadastros (conforme </w:t>
+      </w:r>
+      <w:proofErr w:type="spellStart"/>
+      <w:r>
+        <w:t>screenshot</w:t>
+      </w:r>
+      <w:proofErr w:type="spellEnd"/>
+      <w:r>
+        <w:t xml:space="preserve"> do formulário) e um fluxo de edição para modificação dos dados existentes (conforme </w:t>
+      </w:r>
+      <w:proofErr w:type="spellStart"/>
+      <w:r>
+        <w:t>screenshot</w:t>
+      </w:r>
+      <w:proofErr w:type="spellEnd"/>
+      <w:r>
+        <w:t xml:space="preserve"> da edição).</w:t>
       </w:r>
     </w:p>
     <w:p>
@@ -1519,10 +1767,34 @@
           <w:b/>
           <w:bCs/>
         </w:rPr>
-        <w:t>Sistema de Validação no Frontend:</w:t>
-      </w:r>
-      <w:r>
-        <w:t xml:space="preserve"> As funcionalidades de cadastro e edição foram implementadas com validações robustas, exigindo o preenchimento de campos obrigatórios e regras de negócio (como a de não permitir nomes duplicados), fornecendo feedback imediato ao usuário e garantindo a integridade dos dados antes de enviá-los ao backend.</w:t>
+        <w:t xml:space="preserve">Sistema de Validação no </w:t>
+      </w:r>
+      <w:proofErr w:type="spellStart"/>
+      <w:r>
+        <w:rPr>
+          <w:b/>
+          <w:bCs/>
+        </w:rPr>
+        <w:t>Frontend</w:t>
+      </w:r>
+      <w:proofErr w:type="spellEnd"/>
+      <w:r>
+        <w:rPr>
+          <w:b/>
+          <w:bCs/>
+        </w:rPr>
+        <w:t>:</w:t>
+      </w:r>
+      <w:r>
+        <w:t xml:space="preserve"> As funcionalidades de cadastro e edição foram implementadas com validações robustas, exigindo o preenchimento de campos obrigatórios e regras de negócio (como a de não permitir nomes duplicados), fornecendo feedback imediato ao usuário e garantindo a integridade dos dados antes de enviá-los ao </w:t>
+      </w:r>
+      <w:proofErr w:type="spellStart"/>
+      <w:r>
+        <w:t>backend</w:t>
+      </w:r>
+      <w:proofErr w:type="spellEnd"/>
+      <w:r>
+        <w:t>.</w:t>
       </w:r>
     </w:p>
     <w:p>
@@ -1543,7 +1815,15 @@
         <w:t>Fluxo de Usuário Intuitivo:</w:t>
       </w:r>
       <w:r>
-        <w:t xml:space="preserve"> Foi implementado um fluxo de interação claro, onde o usuário pode navegar da listagem para o cadastro ou edição e retornar, com as ações resultando em atualizações visíveis na tela (ex: novo funcionário aparecendo na lista).</w:t>
+        <w:t xml:space="preserve"> Foi implementado um fluxo de interação claro, onde o usuário pode navegar da listagem para o cadastro ou edição e retornar, com as ações resultando em atualizações visíveis na tela (</w:t>
+      </w:r>
+      <w:proofErr w:type="spellStart"/>
+      <w:r>
+        <w:t>ex</w:t>
+      </w:r>
+      <w:proofErr w:type="spellEnd"/>
+      <w:r>
+        <w:t>: novo funcionário aparecendo na lista).</w:t>
       </w:r>
     </w:p>
     <w:p>
@@ -1564,7 +1844,15 @@
         <w:t>Validação de Funcionalidade:</w:t>
       </w:r>
       <w:r>
-        <w:t xml:space="preserve"> Essas implementações garantem que o usuário possa gerenciar o ciclo de vida completo de um funcionário no sistema, com todas as operações integradas ao backend.</w:t>
+        <w:t xml:space="preserve"> Essas implementações garantem que o usuário possa gerenciar o ciclo de vida completo de um funcionário no sistema, com todas as operações integradas ao </w:t>
+      </w:r>
+      <w:proofErr w:type="spellStart"/>
+      <w:r>
+        <w:t>backend</w:t>
+      </w:r>
+      <w:proofErr w:type="spellEnd"/>
+      <w:r>
+        <w:t>.</w:t>
       </w:r>
     </w:p>
     <w:p>
@@ -1647,7 +1935,35 @@
         <w:rPr>
           <w:rFonts w:ascii="Aptos" w:eastAsia="Aptos" w:hAnsi="Aptos" w:cs="Aptos"/>
         </w:rPr>
-        <w:t>A implementação das operações CRUD da Sprint 11 representa um avanço significativo no sistema, pois introduz o módulo central de gerenciamento de funcionários e reforça a qualidade da integridade dos dados através de validações no frontend. As funcionalidades integram-se diretamente às chamadas de API do backend (para POST, GET, PUT e DELETE), estabelecendo uma base sólida para futuras funcionalidades que dependerão destes dados (como agendamentos, permissões, etc.).</w:t>
+        <w:t xml:space="preserve">A implementação das operações CRUD da Sprint 11 representa um avanço significativo no sistema, pois introduz o módulo central de gerenciamento de funcionários e reforça a qualidade da integridade dos dados através de validações no </w:t>
+      </w:r>
+      <w:proofErr w:type="spellStart"/>
+      <w:r>
+        <w:rPr>
+          <w:rFonts w:ascii="Aptos" w:eastAsia="Aptos" w:hAnsi="Aptos" w:cs="Aptos"/>
+        </w:rPr>
+        <w:t>frontend</w:t>
+      </w:r>
+      <w:proofErr w:type="spellEnd"/>
+      <w:r>
+        <w:rPr>
+          <w:rFonts w:ascii="Aptos" w:eastAsia="Aptos" w:hAnsi="Aptos" w:cs="Aptos"/>
+        </w:rPr>
+        <w:t xml:space="preserve">. As funcionalidades integram-se diretamente às chamadas de API do </w:t>
+      </w:r>
+      <w:proofErr w:type="spellStart"/>
+      <w:r>
+        <w:rPr>
+          <w:rFonts w:ascii="Aptos" w:eastAsia="Aptos" w:hAnsi="Aptos" w:cs="Aptos"/>
+        </w:rPr>
+        <w:t>backend</w:t>
+      </w:r>
+      <w:proofErr w:type="spellEnd"/>
+      <w:r>
+        <w:rPr>
+          <w:rFonts w:ascii="Aptos" w:eastAsia="Aptos" w:hAnsi="Aptos" w:cs="Aptos"/>
+        </w:rPr>
+        <w:t xml:space="preserve"> (para POST, GET, PUT e DELETE), estabelecendo uma base sólida para futuras funcionalidades que dependerão destes dados (como agendamentos, permissões, etc.).</w:t>
       </w:r>
     </w:p>
     <w:p>
@@ -1664,7 +1980,21 @@
         <w:rPr>
           <w:rFonts w:ascii="Aptos" w:eastAsia="Aptos" w:hAnsi="Aptos" w:cs="Aptos"/>
         </w:rPr>
-        <w:t>Esta entrega reforça boas práticas de desenvolvimento, como padronização de formulários, comunicação clara (através das validações) e uma arquitetura de front-end modular para serviços de API. Isso serve como modelo para o desenvolvimento de outras telas de gerenciamento (CRUD) no sistema. A Sprint agrega valor ao projeto ao oferecer aos usuários uma ferramenta funcional, confiável e essencial para a operação do negócio, consolidando mais um passo importante na evolução da aplicação.</w:t>
+        <w:t>Esta entrega reforça boas práticas de desenvolvimento, como padronização de formulários, comunicação clara (através das validações) e uma arquitetura de front-</w:t>
+      </w:r>
+      <w:proofErr w:type="spellStart"/>
+      <w:r>
+        <w:rPr>
+          <w:rFonts w:ascii="Aptos" w:eastAsia="Aptos" w:hAnsi="Aptos" w:cs="Aptos"/>
+        </w:rPr>
+        <w:t>end</w:t>
+      </w:r>
+      <w:proofErr w:type="spellEnd"/>
+      <w:r>
+        <w:rPr>
+          <w:rFonts w:ascii="Aptos" w:eastAsia="Aptos" w:hAnsi="Aptos" w:cs="Aptos"/>
+        </w:rPr>
+        <w:t xml:space="preserve"> modular para serviços de API. Isso serve como modelo para o desenvolvimento de outras telas de gerenciamento (CRUD) no sistema. A Sprint agrega valor ao projeto ao oferecer aos usuários uma ferramenta funcional, confiável e essencial para a operação do negócio, consolidando mais um passo importante na evolução da aplicação.</w:t>
       </w:r>
     </w:p>
     <w:p>
@@ -1842,28 +2172,9 @@
           <w:sz w:val="22"/>
           <w:szCs w:val="22"/>
         </w:rPr>
-        <w:t>Implementação de Validações no Frontend:</w:t>
-      </w:r>
-      <w:r>
-        <w:rPr>
-          <w:color w:val="auto"/>
-          <w:sz w:val="22"/>
-          <w:szCs w:val="22"/>
-        </w:rPr>
-        <w:t xml:space="preserve"> A aplicação de validações de campos obrigatórios e regras de negócio (nome repetido) diretamente na interface foi um ponto alto. Isso modernizou a interação, tornando os erros claros e imediatos para o usuário, antes mesmo de uma chamada de API, melhorando a performance e a experiência.</w:t>
-      </w:r>
-    </w:p>
-    <w:p>
-      <w:pPr>
-        <w:pStyle w:val="Ttulo3"/>
-        <w:spacing w:before="281" w:after="281"/>
-        <w:jc w:val="both"/>
-        <w:rPr>
-          <w:color w:val="auto"/>
-          <w:sz w:val="22"/>
-          <w:szCs w:val="22"/>
-        </w:rPr>
-      </w:pPr>
+        <w:t xml:space="preserve">Implementação de Validações no </w:t>
+      </w:r>
+      <w:proofErr w:type="spellStart"/>
       <w:r>
         <w:rPr>
           <w:b/>
@@ -1872,28 +2183,9 @@
           <w:sz w:val="22"/>
           <w:szCs w:val="22"/>
         </w:rPr>
-        <w:t>Manutenção dos Padrões de Código:</w:t>
-      </w:r>
-      <w:r>
-        <w:rPr>
-          <w:color w:val="auto"/>
-          <w:sz w:val="22"/>
-          <w:szCs w:val="22"/>
-        </w:rPr>
-        <w:t xml:space="preserve"> O desenvolvimento seguiu o padrão de código da branch main e incluiu a documentação das funções criadas com comentários claros, melhorando a manutenibilidade e facilitando futuras integrações.</w:t>
-      </w:r>
-    </w:p>
-    <w:p>
-      <w:pPr>
-        <w:pStyle w:val="Ttulo3"/>
-        <w:spacing w:before="281" w:after="281"/>
-        <w:jc w:val="both"/>
-        <w:rPr>
-          <w:color w:val="auto"/>
-          <w:sz w:val="22"/>
-          <w:szCs w:val="22"/>
-        </w:rPr>
-      </w:pPr>
+        <w:t>Frontend</w:t>
+      </w:r>
+      <w:proofErr w:type="spellEnd"/>
       <w:r>
         <w:rPr>
           <w:b/>
@@ -1902,7 +2194,7 @@
           <w:sz w:val="22"/>
           <w:szCs w:val="22"/>
         </w:rPr>
-        <w:t xml:space="preserve">Integração e Testes Práticos com Backend: </w:t>
+        <w:t>:</w:t>
       </w:r>
       <w:r>
         <w:rPr>
@@ -1910,7 +2202,7 @@
           <w:sz w:val="22"/>
           <w:szCs w:val="22"/>
         </w:rPr>
-        <w:t>As novas funcionalidades CRUD foram testadas de ponta a ponta com o backend. Os testes práticos garantiram que um funcionário cadastrado aparecia na lista, que a edição refletia as mudanças e que a exclusão o removia, confirmando o funcionamento integral das regras de negócio.</w:t>
+        <w:t xml:space="preserve"> A aplicação de validações de campos obrigatórios e regras de negócio (nome repetido) diretamente na interface foi um ponto alto. Isso modernizou a interação, tornando os erros claros e imediatos para o usuário, antes mesmo de uma chamada de API, melhorando a performance e a experiência.</w:t>
       </w:r>
     </w:p>
     <w:p>
@@ -1932,7 +2224,7 @@
           <w:sz w:val="22"/>
           <w:szCs w:val="22"/>
         </w:rPr>
-        <w:t>Testes Abrangentes:</w:t>
+        <w:t>Manutenção dos Padrões de Código:</w:t>
       </w:r>
       <w:r>
         <w:rPr>
@@ -1940,16 +2232,198 @@
           <w:sz w:val="22"/>
           <w:szCs w:val="22"/>
         </w:rPr>
-        <w:t xml:space="preserve"> Foram realizados testes unitários, de integração e práticos, garantindo o correto funcionamento dos formulários no frontend e a comunicação efetiva com o backend. Esse cuidado reforça a confiabilidade das entregas.</w:t>
-      </w:r>
+        <w:t xml:space="preserve"> O desenvolvimento seguiu o padrão de código da </w:t>
+      </w:r>
+      <w:proofErr w:type="spellStart"/>
       <w:r>
         <w:rPr>
           <w:color w:val="auto"/>
           <w:sz w:val="22"/>
           <w:szCs w:val="22"/>
         </w:rPr>
+        <w:t>branch</w:t>
+      </w:r>
+      <w:proofErr w:type="spellEnd"/>
+      <w:r>
+        <w:rPr>
+          <w:color w:val="auto"/>
+          <w:sz w:val="22"/>
+          <w:szCs w:val="22"/>
+        </w:rPr>
+        <w:t xml:space="preserve"> </w:t>
+      </w:r>
+      <w:proofErr w:type="spellStart"/>
+      <w:r>
+        <w:rPr>
+          <w:color w:val="auto"/>
+          <w:sz w:val="22"/>
+          <w:szCs w:val="22"/>
+        </w:rPr>
+        <w:t>main</w:t>
+      </w:r>
+      <w:proofErr w:type="spellEnd"/>
+      <w:r>
+        <w:rPr>
+          <w:color w:val="auto"/>
+          <w:sz w:val="22"/>
+          <w:szCs w:val="22"/>
+        </w:rPr>
+        <w:t xml:space="preserve"> e incluiu a documentação das funções criadas com comentários claros, melhorando a manutenibilidade e facilitando futuras integrações.</w:t>
+      </w:r>
+    </w:p>
+    <w:p>
+      <w:pPr>
+        <w:pStyle w:val="Ttulo3"/>
+        <w:spacing w:before="281" w:after="281"/>
+        <w:jc w:val="both"/>
+        <w:rPr>
+          <w:color w:val="auto"/>
+          <w:sz w:val="22"/>
+          <w:szCs w:val="22"/>
+        </w:rPr>
+      </w:pPr>
+      <w:r>
+        <w:rPr>
+          <w:b/>
+          <w:bCs/>
+          <w:color w:val="auto"/>
+          <w:sz w:val="22"/>
+          <w:szCs w:val="22"/>
+        </w:rPr>
+        <w:t xml:space="preserve">Integração e Testes Práticos com </w:t>
+      </w:r>
+      <w:proofErr w:type="spellStart"/>
+      <w:r>
+        <w:rPr>
+          <w:b/>
+          <w:bCs/>
+          <w:color w:val="auto"/>
+          <w:sz w:val="22"/>
+          <w:szCs w:val="22"/>
+        </w:rPr>
+        <w:t>Backend</w:t>
+      </w:r>
+      <w:proofErr w:type="spellEnd"/>
+      <w:r>
+        <w:rPr>
+          <w:b/>
+          <w:bCs/>
+          <w:color w:val="auto"/>
+          <w:sz w:val="22"/>
+          <w:szCs w:val="22"/>
+        </w:rPr>
+        <w:t xml:space="preserve">: </w:t>
+      </w:r>
+      <w:r>
+        <w:rPr>
+          <w:color w:val="auto"/>
+          <w:sz w:val="22"/>
+          <w:szCs w:val="22"/>
+        </w:rPr>
+        <w:t xml:space="preserve">As novas funcionalidades CRUD foram testadas de ponta a ponta com o </w:t>
+      </w:r>
+      <w:proofErr w:type="spellStart"/>
+      <w:r>
+        <w:rPr>
+          <w:color w:val="auto"/>
+          <w:sz w:val="22"/>
+          <w:szCs w:val="22"/>
+        </w:rPr>
+        <w:t>backend</w:t>
+      </w:r>
+      <w:proofErr w:type="spellEnd"/>
+      <w:r>
+        <w:rPr>
+          <w:color w:val="auto"/>
+          <w:sz w:val="22"/>
+          <w:szCs w:val="22"/>
+        </w:rPr>
+        <w:t>. Os testes práticos garantiram que um funcionário cadastrado aparecia na lista, que a edição refletia as mudanças e que a exclusão o removia, confirmando o funcionamento integral das regras de negócio.</w:t>
+      </w:r>
+    </w:p>
+    <w:p>
+      <w:pPr>
+        <w:pStyle w:val="Ttulo3"/>
+        <w:spacing w:before="281" w:after="281"/>
+        <w:jc w:val="both"/>
+        <w:rPr>
+          <w:color w:val="auto"/>
+          <w:sz w:val="22"/>
+          <w:szCs w:val="22"/>
+        </w:rPr>
+      </w:pPr>
+      <w:r>
+        <w:rPr>
+          <w:b/>
+          <w:bCs/>
+          <w:color w:val="auto"/>
+          <w:sz w:val="22"/>
+          <w:szCs w:val="22"/>
+        </w:rPr>
+        <w:t>Testes Abrangentes:</w:t>
+      </w:r>
+      <w:r>
+        <w:rPr>
+          <w:color w:val="auto"/>
+          <w:sz w:val="22"/>
+          <w:szCs w:val="22"/>
+        </w:rPr>
+        <w:t xml:space="preserve"> Foram realizados testes unitários, de integração e práticos, garantindo o correto funcionamento dos formulários no </w:t>
+      </w:r>
+      <w:proofErr w:type="spellStart"/>
+      <w:r>
+        <w:rPr>
+          <w:color w:val="auto"/>
+          <w:sz w:val="22"/>
+          <w:szCs w:val="22"/>
+        </w:rPr>
+        <w:t>frontend</w:t>
+      </w:r>
+      <w:proofErr w:type="spellEnd"/>
+      <w:r>
+        <w:rPr>
+          <w:color w:val="auto"/>
+          <w:sz w:val="22"/>
+          <w:szCs w:val="22"/>
+        </w:rPr>
+        <w:t xml:space="preserve"> e a comunicação efetiva com o </w:t>
+      </w:r>
+      <w:proofErr w:type="spellStart"/>
+      <w:r>
+        <w:rPr>
+          <w:color w:val="auto"/>
+          <w:sz w:val="22"/>
+          <w:szCs w:val="22"/>
+        </w:rPr>
+        <w:t>backend</w:t>
+      </w:r>
+      <w:proofErr w:type="spellEnd"/>
+      <w:r>
+        <w:rPr>
+          <w:color w:val="auto"/>
+          <w:sz w:val="22"/>
+          <w:szCs w:val="22"/>
+        </w:rPr>
+        <w:t xml:space="preserve">. Esse cuidado reforça a confiabilidade das </w:t>
+      </w:r>
+      <w:proofErr w:type="gramStart"/>
+      <w:r>
+        <w:rPr>
+          <w:color w:val="auto"/>
+          <w:sz w:val="22"/>
+          <w:szCs w:val="22"/>
+        </w:rPr>
+        <w:t>entregas.</w:t>
+      </w:r>
+      <w:r>
+        <w:rPr>
+          <w:color w:val="auto"/>
+          <w:sz w:val="22"/>
+          <w:szCs w:val="22"/>
+        </w:rPr>
         <w:t>.</w:t>
       </w:r>
+      <w:proofErr w:type="gramEnd"/>
     </w:p>
     <w:p>
       <w:pPr>
@@ -2001,7 +2475,35 @@
         <w:rPr>
           <w:rFonts w:ascii="Aptos" w:eastAsia="Aptos" w:hAnsi="Aptos" w:cs="Aptos"/>
         </w:rPr>
-        <w:t>A Sprint 11 consolidou a capacidade do time em entregar módulos de gerenciamento completos, reforçando a importância de validações robustas no frontend e da integração correta dessas regras com o backend. A experiência destacou a necessidade de planejar o fluxo de dados completo, elevando a qualidade do sistema.</w:t>
+        <w:t xml:space="preserve">A Sprint 11 consolidou a capacidade do time em entregar módulos de gerenciamento completos, reforçando a importância de validações robustas no </w:t>
+      </w:r>
+      <w:proofErr w:type="spellStart"/>
+      <w:r>
+        <w:rPr>
+          <w:rFonts w:ascii="Aptos" w:eastAsia="Aptos" w:hAnsi="Aptos" w:cs="Aptos"/>
+        </w:rPr>
+        <w:t>frontend</w:t>
+      </w:r>
+      <w:proofErr w:type="spellEnd"/>
+      <w:r>
+        <w:rPr>
+          <w:rFonts w:ascii="Aptos" w:eastAsia="Aptos" w:hAnsi="Aptos" w:cs="Aptos"/>
+        </w:rPr>
+        <w:t xml:space="preserve"> e da integração correta dessas regras com o </w:t>
+      </w:r>
+      <w:proofErr w:type="spellStart"/>
+      <w:r>
+        <w:rPr>
+          <w:rFonts w:ascii="Aptos" w:eastAsia="Aptos" w:hAnsi="Aptos" w:cs="Aptos"/>
+        </w:rPr>
+        <w:t>backend</w:t>
+      </w:r>
+      <w:proofErr w:type="spellEnd"/>
+      <w:r>
+        <w:rPr>
+          <w:rFonts w:ascii="Aptos" w:eastAsia="Aptos" w:hAnsi="Aptos" w:cs="Aptos"/>
+        </w:rPr>
+        <w:t>. A experiência destacou a necessidade de planejar o fluxo de dados completo, elevando a qualidade do sistema.</w:t>
       </w:r>
     </w:p>
     <w:p>
@@ -2080,13 +2582,59 @@
           <w:bCs/>
         </w:rPr>
         <w:lastRenderedPageBreak/>
-        <w:t>Testes de integração com backend (Foco no CRUD):</w:t>
-      </w:r>
-      <w:r>
-        <w:rPr>
-          <w:rFonts w:ascii="Aptos" w:eastAsia="Aptos" w:hAnsi="Aptos" w:cs="Aptos"/>
-        </w:rPr>
-        <w:t xml:space="preserve"> Verificar a comunicação correta (POST, PUT, GET, DELETE) entre frontend e backend para a criação, edição, listagem e exclusão de funcionários, e o reflexo correto das ações na interface.</w:t>
+        <w:t xml:space="preserve">Testes de integração com </w:t>
+      </w:r>
+      <w:proofErr w:type="spellStart"/>
+      <w:r>
+        <w:rPr>
+          <w:rFonts w:ascii="Aptos" w:eastAsia="Aptos" w:hAnsi="Aptos" w:cs="Aptos"/>
+          <w:b/>
+          <w:bCs/>
+        </w:rPr>
+        <w:t>backend</w:t>
+      </w:r>
+      <w:proofErr w:type="spellEnd"/>
+      <w:r>
+        <w:rPr>
+          <w:rFonts w:ascii="Aptos" w:eastAsia="Aptos" w:hAnsi="Aptos" w:cs="Aptos"/>
+          <w:b/>
+          <w:bCs/>
+        </w:rPr>
+        <w:t xml:space="preserve"> (Foco no CRUD):</w:t>
+      </w:r>
+      <w:r>
+        <w:rPr>
+          <w:rFonts w:ascii="Aptos" w:eastAsia="Aptos" w:hAnsi="Aptos" w:cs="Aptos"/>
+        </w:rPr>
+        <w:t xml:space="preserve"> Verificar a comunicação correta (POST, PUT, GET, DELETE) entre </w:t>
+      </w:r>
+      <w:proofErr w:type="spellStart"/>
+      <w:r>
+        <w:rPr>
+          <w:rFonts w:ascii="Aptos" w:eastAsia="Aptos" w:hAnsi="Aptos" w:cs="Aptos"/>
+        </w:rPr>
+        <w:t>frontend</w:t>
+      </w:r>
+      <w:proofErr w:type="spellEnd"/>
+      <w:r>
+        <w:rPr>
+          <w:rFonts w:ascii="Aptos" w:eastAsia="Aptos" w:hAnsi="Aptos" w:cs="Aptos"/>
+        </w:rPr>
+        <w:t xml:space="preserve"> e </w:t>
+      </w:r>
+      <w:proofErr w:type="spellStart"/>
+      <w:r>
+        <w:rPr>
+          <w:rFonts w:ascii="Aptos" w:eastAsia="Aptos" w:hAnsi="Aptos" w:cs="Aptos"/>
+        </w:rPr>
+        <w:t>backend</w:t>
+      </w:r>
+      <w:proofErr w:type="spellEnd"/>
+      <w:r>
+        <w:rPr>
+          <w:rFonts w:ascii="Aptos" w:eastAsia="Aptos" w:hAnsi="Aptos" w:cs="Aptos"/>
+        </w:rPr>
+        <w:t xml:space="preserve"> para a criação, edição, listagem e exclusão de funcionários, e o reflexo correto das ações na interface.</w:t>
       </w:r>
     </w:p>
     <w:p>
@@ -2140,13 +2688,45 @@
           <w:b/>
           <w:bCs/>
         </w:rPr>
-        <w:t>Testes de validação de formulários (Frontend):</w:t>
-      </w:r>
-      <w:r>
-        <w:rPr>
-          <w:rFonts w:ascii="Aptos" w:eastAsia="Aptos" w:hAnsi="Aptos" w:cs="Aptos"/>
-        </w:rPr>
-        <w:t xml:space="preserve"> Garantir que os campos obrigatórios sejam exigidos (ex: Nome, CPF, etc.) e que as regras de negócio (como nome repetido) impeçam o envio do formulário.</w:t>
+        <w:t>Testes de validação de formulários (</w:t>
+      </w:r>
+      <w:proofErr w:type="spellStart"/>
+      <w:r>
+        <w:rPr>
+          <w:rFonts w:ascii="Aptos" w:eastAsia="Aptos" w:hAnsi="Aptos" w:cs="Aptos"/>
+          <w:b/>
+          <w:bCs/>
+        </w:rPr>
+        <w:t>Frontend</w:t>
+      </w:r>
+      <w:proofErr w:type="spellEnd"/>
+      <w:r>
+        <w:rPr>
+          <w:rFonts w:ascii="Aptos" w:eastAsia="Aptos" w:hAnsi="Aptos" w:cs="Aptos"/>
+          <w:b/>
+          <w:bCs/>
+        </w:rPr>
+        <w:t>):</w:t>
+      </w:r>
+      <w:r>
+        <w:rPr>
+          <w:rFonts w:ascii="Aptos" w:eastAsia="Aptos" w:hAnsi="Aptos" w:cs="Aptos"/>
+        </w:rPr>
+        <w:t xml:space="preserve"> Garantir que os campos obrigatórios sejam exigidos (</w:t>
+      </w:r>
+      <w:proofErr w:type="spellStart"/>
+      <w:r>
+        <w:rPr>
+          <w:rFonts w:ascii="Aptos" w:eastAsia="Aptos" w:hAnsi="Aptos" w:cs="Aptos"/>
+        </w:rPr>
+        <w:t>ex</w:t>
+      </w:r>
+      <w:proofErr w:type="spellEnd"/>
+      <w:r>
+        <w:rPr>
+          <w:rFonts w:ascii="Aptos" w:eastAsia="Aptos" w:hAnsi="Aptos" w:cs="Aptos"/>
+        </w:rPr>
+        <w:t>: Nome, CPF, etc.) e que as regras de negócio (como nome repetido) impeçam o envio do formulário.</w:t>
       </w:r>
     </w:p>
     <w:p>
@@ -2236,7 +2816,21 @@
         <w:rPr>
           <w:rFonts w:ascii="Aptos" w:eastAsia="Aptos" w:hAnsi="Aptos" w:cs="Aptos"/>
         </w:rPr>
-        <w:t xml:space="preserve"> Navegação fluida entre as telas e fluxo de gerenciamento de dados claro (conforme screenshots); nenhuma inconsistência crítica identificada.</w:t>
+        <w:t xml:space="preserve"> Navegação fluida entre as telas e fluxo de gerenciamento de dados claro (conforme </w:t>
+      </w:r>
+      <w:proofErr w:type="spellStart"/>
+      <w:r>
+        <w:rPr>
+          <w:rFonts w:ascii="Aptos" w:eastAsia="Aptos" w:hAnsi="Aptos" w:cs="Aptos"/>
+        </w:rPr>
+        <w:t>screenshots</w:t>
+      </w:r>
+      <w:proofErr w:type="spellEnd"/>
+      <w:r>
+        <w:rPr>
+          <w:rFonts w:ascii="Aptos" w:eastAsia="Aptos" w:hAnsi="Aptos" w:cs="Aptos"/>
+        </w:rPr>
+        <w:t>); nenhuma inconsistência crítica identificada.</w:t>
       </w:r>
     </w:p>
     <w:p>
@@ -2282,7 +2876,35 @@
         <w:rPr>
           <w:rFonts w:ascii="Aptos" w:eastAsia="Aptos" w:hAnsi="Aptos" w:cs="Aptos"/>
         </w:rPr>
-        <w:t xml:space="preserve"> Confirmar inicialização correta do frontend e backend.</w:t>
+        <w:t xml:space="preserve"> Confirmar inicialização correta do </w:t>
+      </w:r>
+      <w:proofErr w:type="spellStart"/>
+      <w:r>
+        <w:rPr>
+          <w:rFonts w:ascii="Aptos" w:eastAsia="Aptos" w:hAnsi="Aptos" w:cs="Aptos"/>
+        </w:rPr>
+        <w:t>frontend</w:t>
+      </w:r>
+      <w:proofErr w:type="spellEnd"/>
+      <w:r>
+        <w:rPr>
+          <w:rFonts w:ascii="Aptos" w:eastAsia="Aptos" w:hAnsi="Aptos" w:cs="Aptos"/>
+        </w:rPr>
+        <w:t xml:space="preserve"> e </w:t>
+      </w:r>
+      <w:proofErr w:type="spellStart"/>
+      <w:r>
+        <w:rPr>
+          <w:rFonts w:ascii="Aptos" w:eastAsia="Aptos" w:hAnsi="Aptos" w:cs="Aptos"/>
+        </w:rPr>
+        <w:t>backend</w:t>
+      </w:r>
+      <w:proofErr w:type="spellEnd"/>
+      <w:r>
+        <w:rPr>
+          <w:rFonts w:ascii="Aptos" w:eastAsia="Aptos" w:hAnsi="Aptos" w:cs="Aptos"/>
+        </w:rPr>
+        <w:t>.</w:t>
       </w:r>
     </w:p>
     <w:p>
@@ -2342,7 +2964,21 @@
         <w:rPr>
           <w:rFonts w:ascii="Aptos" w:eastAsia="Aptos" w:hAnsi="Aptos" w:cs="Aptos"/>
         </w:rPr>
-        <w:t xml:space="preserve"> Validar que a tela de listagem (com dados), o formulário de cadastro (vazio) e o formulário de edição (pré-preenchido) renderizam corretamente.</w:t>
+        <w:t xml:space="preserve"> Validar que a tela de listagem (com dados), o formulário de cadastro (vazio) e o formulário de edição (</w:t>
+      </w:r>
+      <w:proofErr w:type="spellStart"/>
+      <w:r>
+        <w:rPr>
+          <w:rFonts w:ascii="Aptos" w:eastAsia="Aptos" w:hAnsi="Aptos" w:cs="Aptos"/>
+        </w:rPr>
+        <w:t>pré</w:t>
+      </w:r>
+      <w:proofErr w:type="spellEnd"/>
+      <w:r>
+        <w:rPr>
+          <w:rFonts w:ascii="Aptos" w:eastAsia="Aptos" w:hAnsi="Aptos" w:cs="Aptos"/>
+        </w:rPr>
+        <w:t>-preenchido) renderizam corretamente.</w:t>
       </w:r>
     </w:p>
     <w:p>
@@ -2528,27 +3164,73 @@
           <w:sz w:val="24"/>
           <w:szCs w:val="24"/>
         </w:rPr>
-        <w:t>Kétlyn Christini Tonholi</w:t>
-      </w:r>
+        <w:t xml:space="preserve">Kétlyn </w:t>
+      </w:r>
+      <w:proofErr w:type="spellStart"/>
       <w:r>
         <w:rPr>
           <w:rFonts w:ascii="Aptos" w:eastAsia="Aptos" w:hAnsi="Aptos" w:cs="Aptos"/>
           <w:sz w:val="24"/>
           <w:szCs w:val="24"/>
         </w:rPr>
-        <w:t xml:space="preserve"> de Morais</w:t>
-      </w:r>
-      <w:r>
-        <w:br/>
-      </w:r>
+        <w:t>Christini</w:t>
+      </w:r>
+      <w:proofErr w:type="spellEnd"/>
       <w:r>
         <w:rPr>
           <w:rFonts w:ascii="Aptos" w:eastAsia="Aptos" w:hAnsi="Aptos" w:cs="Aptos"/>
           <w:sz w:val="24"/>
           <w:szCs w:val="24"/>
         </w:rPr>
-        <w:t>Orientador: Jefferson Antonio Ribeiro Passerini</w:t>
-      </w:r>
+        <w:t xml:space="preserve"> Tonholi</w:t>
+      </w:r>
+      <w:r>
+        <w:rPr>
+          <w:rFonts w:ascii="Aptos" w:eastAsia="Aptos" w:hAnsi="Aptos" w:cs="Aptos"/>
+          <w:sz w:val="24"/>
+          <w:szCs w:val="24"/>
+        </w:rPr>
+        <w:t xml:space="preserve"> de Morais</w:t>
+      </w:r>
+      <w:r>
+        <w:br/>
+      </w:r>
+      <w:r>
+        <w:rPr>
+          <w:rFonts w:ascii="Aptos" w:eastAsia="Aptos" w:hAnsi="Aptos" w:cs="Aptos"/>
+          <w:sz w:val="24"/>
+          <w:szCs w:val="24"/>
+        </w:rPr>
+        <w:t xml:space="preserve">Orientador: Jefferson </w:t>
+      </w:r>
+      <w:proofErr w:type="spellStart"/>
+      <w:r>
+        <w:rPr>
+          <w:rFonts w:ascii="Aptos" w:eastAsia="Aptos" w:hAnsi="Aptos" w:cs="Aptos"/>
+          <w:sz w:val="24"/>
+          <w:szCs w:val="24"/>
+        </w:rPr>
+        <w:t>Antonio</w:t>
+      </w:r>
+      <w:proofErr w:type="spellEnd"/>
+      <w:r>
+        <w:rPr>
+          <w:rFonts w:ascii="Aptos" w:eastAsia="Aptos" w:hAnsi="Aptos" w:cs="Aptos"/>
+          <w:sz w:val="24"/>
+          <w:szCs w:val="24"/>
+        </w:rPr>
+        <w:t xml:space="preserve"> Ribeiro </w:t>
+      </w:r>
+      <w:proofErr w:type="spellStart"/>
+      <w:r>
+        <w:rPr>
+          <w:rFonts w:ascii="Aptos" w:eastAsia="Aptos" w:hAnsi="Aptos" w:cs="Aptos"/>
+          <w:sz w:val="24"/>
+          <w:szCs w:val="24"/>
+        </w:rPr>
+        <w:t>Passerini</w:t>
+      </w:r>
+      <w:proofErr w:type="spellEnd"/>
     </w:p>
     <w:sectPr>
       <w:pgSz w:w="11906" w:h="16838"/>
@@ -7131,6 +7813,7 @@
   <w:style w:type="character" w:default="1" w:styleId="Fontepargpadro">
     <w:name w:val="Default Paragraph Font"/>
     <w:uiPriority w:val="1"/>
+    <w:semiHidden/>
     <w:unhideWhenUsed/>
   </w:style>
   <w:style w:type="table" w:default="1" w:styleId="Tabelanormal">
@@ -7818,6 +8501,21 @@
 </file>
 
 <file path=customXml/item1.xml><?xml version="1.0" encoding="utf-8"?>
+<?mso-contentType ?>
+<FormTemplates xmlns="http://schemas.microsoft.com/sharepoint/v3/contenttype/forms">
+  <Display>DocumentLibraryForm</Display>
+  <Edit>DocumentLibraryForm</Edit>
+  <New>DocumentLibraryForm</New>
+</FormTemplates>
+</file>
+
+<file path=customXml/item2.xml><?xml version="1.0" encoding="utf-8"?>
+<p:properties xmlns:p="http://schemas.microsoft.com/office/2006/metadata/properties" xmlns:xsi="http://www.w3.org/2001/XMLSchema-instance" xmlns:pc="http://schemas.microsoft.com/office/infopath/2007/PartnerControls">
+  <documentManagement/>
+</p:properties>
+</file>
+
+<file path=customXml/item3.xml><?xml version="1.0" encoding="utf-8"?>
 <ct:contentTypeSchema xmlns:ct="http://schemas.microsoft.com/office/2006/metadata/contentType" xmlns:ma="http://schemas.microsoft.com/office/2006/metadata/properties/metaAttributes" ct:_="" ma:_="" ma:contentTypeName="Documento" ma:contentTypeID="0x010100B37008164333CE47B7554A23BF4CE40A" ma:contentTypeVersion="3" ma:contentTypeDescription="Crie um novo documento." ma:contentTypeScope="" ma:versionID="01d70e1db2e5282cbeb036b3d8462683">
   <xsd:schema xmlns:xsd="http://www.w3.org/2001/XMLSchema" xmlns:xs="http://www.w3.org/2001/XMLSchema" xmlns:p="http://schemas.microsoft.com/office/2006/metadata/properties" xmlns:ns2="0dd540f2-19ea-4199-a9ce-e531162f98d7" targetNamespace="http://schemas.microsoft.com/office/2006/metadata/properties" ma:root="true" ma:fieldsID="b0ca1735cf6dfdacfbf35c674503d2b1" ns2:_="">
     <xsd:import namespace="0dd540f2-19ea-4199-a9ce-e531162f98d7"/>
@@ -7955,22 +8653,24 @@
 </ct:contentTypeSchema>
 </file>
 
-<file path=customXml/item2.xml><?xml version="1.0" encoding="utf-8"?>
-<p:properties xmlns:p="http://schemas.microsoft.com/office/2006/metadata/properties" xmlns:xsi="http://www.w3.org/2001/XMLSchema-instance" xmlns:pc="http://schemas.microsoft.com/office/infopath/2007/PartnerControls">
-  <documentManagement/>
-</p:properties>
+<file path=customXml/itemProps1.xml><?xml version="1.0" encoding="utf-8"?>
+<ds:datastoreItem xmlns:ds="http://schemas.openxmlformats.org/officeDocument/2006/customXml" ds:itemID="{0876BD9A-9CA5-48C2-BF8E-F2DECFB0FD38}">
+  <ds:schemaRefs>
+    <ds:schemaRef ds:uri="http://schemas.microsoft.com/sharepoint/v3/contenttype/forms"/>
+  </ds:schemaRefs>
+</ds:datastoreItem>
 </file>
 
-<file path=customXml/item3.xml><?xml version="1.0" encoding="utf-8"?>
-<?mso-contentType ?>
-<FormTemplates xmlns="http://schemas.microsoft.com/sharepoint/v3/contenttype/forms">
-  <Display>DocumentLibraryForm</Display>
-  <Edit>DocumentLibraryForm</Edit>
-  <New>DocumentLibraryForm</New>
-</FormTemplates>
+<file path=customXml/itemProps2.xml><?xml version="1.0" encoding="utf-8"?>
+<ds:datastoreItem xmlns:ds="http://schemas.openxmlformats.org/officeDocument/2006/customXml" ds:itemID="{0028EFB7-3706-477C-BC22-76AF0C752638}">
+  <ds:schemaRefs>
+    <ds:schemaRef ds:uri="http://schemas.microsoft.com/office/2006/metadata/properties"/>
+    <ds:schemaRef ds:uri="http://schemas.microsoft.com/office/infopath/2007/PartnerControls"/>
+  </ds:schemaRefs>
+</ds:datastoreItem>
 </file>
 
-<file path=customXml/itemProps1.xml><?xml version="1.0" encoding="utf-8"?>
+<file path=customXml/itemProps3.xml><?xml version="1.0" encoding="utf-8"?>
 <ds:datastoreItem xmlns:ds="http://schemas.openxmlformats.org/officeDocument/2006/customXml" ds:itemID="{3258D31E-C4C0-4BAE-8DEF-91B5992C0A3A}">
   <ds:schemaRefs>
     <ds:schemaRef ds:uri="http://schemas.microsoft.com/office/2006/metadata/contentType"/>
@@ -7986,21 +8686,4 @@
     <ds:schemaRef ds:uri="http://schemas.microsoft.com/internal/obd"/>
   </ds:schemaRefs>
 </ds:datastoreItem>
-</file>
-
-<file path=customXml/itemProps2.xml><?xml version="1.0" encoding="utf-8"?>
-<ds:datastoreItem xmlns:ds="http://schemas.openxmlformats.org/officeDocument/2006/customXml" ds:itemID="{0028EFB7-3706-477C-BC22-76AF0C752638}">
-  <ds:schemaRefs>
-    <ds:schemaRef ds:uri="http://schemas.microsoft.com/office/2006/metadata/properties"/>
-    <ds:schemaRef ds:uri="http://schemas.microsoft.com/office/infopath/2007/PartnerControls"/>
-  </ds:schemaRefs>
-</ds:datastoreItem>
-</file>
-
-<file path=customXml/itemProps3.xml><?xml version="1.0" encoding="utf-8"?>
-<ds:datastoreItem xmlns:ds="http://schemas.openxmlformats.org/officeDocument/2006/customXml" ds:itemID="{0876BD9A-9CA5-48C2-BF8E-F2DECFB0FD38}">
-  <ds:schemaRefs>
-    <ds:schemaRef ds:uri="http://schemas.microsoft.com/sharepoint/v3/contenttype/forms"/>
-  </ds:schemaRefs>
-</ds:datastoreItem>
 </file>